--- a/Richard/PHP Vue/Richard_Bozeman.docx
+++ b/Richard/PHP Vue/Richard_Bozeman.docx
@@ -44,7 +44,34 @@
           <w:sz w:val="19"/>
           <w:szCs w:val="19"/>
         </w:rPr>
-        <w:t>richard.bozeman.1992@outlook.com | linkedin.com/in/richard-bozeman-0a8b9a3a6 | Florida, United States | +</w:t>
+        <w:t>richardbozemandev@outlook.com</w:t>
+      </w:r>
+      <w:r>
+        <w:rPr>
+          <w:rFonts w:ascii="Arial" w:eastAsia="Arial" w:hAnsi="Arial" w:cs="Arial"/>
+          <w:color w:val="4B5563"/>
+          <w:sz w:val="19"/>
+          <w:szCs w:val="19"/>
+        </w:rPr>
+        <w:t xml:space="preserve"> | </w:t>
+      </w:r>
+      <w:r>
+        <w:rPr>
+          <w:rFonts w:ascii="Arial" w:eastAsia="Arial" w:hAnsi="Arial" w:cs="Arial"/>
+          <w:color w:val="4B5563"/>
+          <w:sz w:val="19"/>
+          <w:szCs w:val="19"/>
+        </w:rPr>
+        <w:t>https://www.linkedin.com/in/richard-bozeman-b627703b1</w:t>
+      </w:r>
+      <w:r>
+        <w:rPr>
+          <w:rFonts w:ascii="Arial" w:eastAsia="Arial" w:hAnsi="Arial" w:cs="Arial"/>
+          <w:color w:val="4B5563"/>
+          <w:sz w:val="19"/>
+          <w:szCs w:val="19"/>
+        </w:rPr>
+        <w:t>| Florida, United States    +</w:t>
       </w:r>
       <w:r>
         <w:rPr>
@@ -108,8 +135,9 @@
           <w:sz w:val="21"/>
           <w:szCs w:val="21"/>
         </w:rPr>
-        <w:t>, and the glue that kee</w:t>
-      </w:r>
+        <w:t xml:space="preserve">, and the glue that keeps everything from falling apart at 2 AM. I’m big on clean architecture, pragmatic engineering, and making systems boring (the highest compliment in production). What you can expect from me: scalable services and well-designed APIs, cloud + </w:t>
+      </w:r>
+      <w:proofErr w:type="spellStart"/>
       <w:r>
         <w:rPr>
           <w:rFonts w:ascii="Arial" w:eastAsia="Arial" w:hAnsi="Arial" w:cs="Arial"/>
@@ -117,9 +145,9 @@
           <w:sz w:val="21"/>
           <w:szCs w:val="21"/>
         </w:rPr>
-        <w:t xml:space="preserve">ps everything from falling apart at 2 AM. I’m big on clean architecture, pragmatic engineering, and making systems boring (the highest compliment in production). What you can expect from me: scalable services and well-designed APIs, cloud + </w:t>
-      </w:r>
-      <w:proofErr w:type="spellStart"/>
+        <w:t>DevOps</w:t>
+      </w:r>
+      <w:proofErr w:type="spellEnd"/>
       <w:r>
         <w:rPr>
           <w:rFonts w:ascii="Arial" w:eastAsia="Arial" w:hAnsi="Arial" w:cs="Arial"/>
@@ -127,9 +155,9 @@
           <w:sz w:val="21"/>
           <w:szCs w:val="21"/>
         </w:rPr>
-        <w:t>DevOps</w:t>
-      </w:r>
-      <w:proofErr w:type="spellEnd"/>
+        <w:t xml:space="preserve"> mindset (automation over heroics), performance, security, and reliability baked in, strong ownership, clear communication, zero drama, mentoring, reviews, and helping </w:t>
+      </w:r>
+      <w:proofErr w:type="gramStart"/>
       <w:r>
         <w:rPr>
           <w:rFonts w:ascii="Arial" w:eastAsia="Arial" w:hAnsi="Arial" w:cs="Arial"/>
@@ -137,8 +165,9 @@
           <w:sz w:val="21"/>
           <w:szCs w:val="21"/>
         </w:rPr>
-        <w:t xml:space="preserve"> mindset </w:t>
-      </w:r>
+        <w:t>teams</w:t>
+      </w:r>
+      <w:proofErr w:type="gramEnd"/>
       <w:r>
         <w:rPr>
           <w:rFonts w:ascii="Arial" w:eastAsia="Arial" w:hAnsi="Arial" w:cs="Arial"/>
@@ -146,36 +175,7 @@
           <w:sz w:val="21"/>
           <w:szCs w:val="21"/>
         </w:rPr>
-        <w:t xml:space="preserve">(automation over heroics), performance, security, and reliability baked in, strong ownership, clear communication, zero drama, mentoring, reviews, and helping </w:t>
-      </w:r>
-      <w:proofErr w:type="gramStart"/>
-      <w:r>
-        <w:rPr>
-          <w:rFonts w:ascii="Arial" w:eastAsia="Arial" w:hAnsi="Arial" w:cs="Arial"/>
-          <w:color w:val="111111"/>
-          <w:sz w:val="21"/>
-          <w:szCs w:val="21"/>
-        </w:rPr>
-        <w:t>teams</w:t>
-      </w:r>
-      <w:proofErr w:type="gramEnd"/>
-      <w:r>
-        <w:rPr>
-          <w:rFonts w:ascii="Arial" w:eastAsia="Arial" w:hAnsi="Arial" w:cs="Arial"/>
-          <w:color w:val="111111"/>
-          <w:sz w:val="21"/>
-          <w:szCs w:val="21"/>
-        </w:rPr>
-        <w:t xml:space="preserve"> level up. If your team likes shipping, learning, and laughing a little while doing serious </w:t>
-      </w:r>
-      <w:r>
-        <w:rPr>
-          <w:rFonts w:ascii="Arial" w:eastAsia="Arial" w:hAnsi="Arial" w:cs="Arial"/>
-          <w:color w:val="111111"/>
-          <w:sz w:val="21"/>
-          <w:szCs w:val="21"/>
-        </w:rPr>
-        <w:t>work—let’s connect.</w:t>
+        <w:t xml:space="preserve"> level up. If your team likes shipping, learning, and laughing a little while doing serious work—let’s connect.</w:t>
       </w:r>
     </w:p>
     <w:p>
@@ -221,12 +221,6 @@
         <w:gridCol w:w="2545"/>
       </w:tblGrid>
       <w:tr>
-        <w:tblPrEx>
-          <w:tblCellMar>
-            <w:top w:w="0" w:type="dxa"/>
-            <w:bottom w:w="0" w:type="dxa"/>
-          </w:tblCellMar>
-        </w:tblPrEx>
         <w:tc>
           <w:tcPr>
             <w:tcW w:w="1250" w:type="pct"/>
@@ -399,18 +393,7 @@
                 <w:sz w:val="19"/>
                 <w:szCs w:val="19"/>
               </w:rPr>
-              <w:t>DependencyInjecti</w:t>
-            </w:r>
-            <w:r>
-              <w:rPr>
-                <w:rFonts w:ascii="Arial" w:eastAsia="Arial" w:hAnsi="Arial" w:cs="Arial"/>
-                <w:b/>
-                <w:bCs/>
-                <w:color w:val="111111"/>
-                <w:sz w:val="19"/>
-                <w:szCs w:val="19"/>
-              </w:rPr>
-              <w:t>on</w:t>
+              <w:t>DependencyInjection</w:t>
             </w:r>
             <w:proofErr w:type="spellEnd"/>
             <w:r>
@@ -482,12 +465,6 @@
         </w:tc>
       </w:tr>
       <w:tr>
-        <w:tblPrEx>
-          <w:tblCellMar>
-            <w:top w:w="0" w:type="dxa"/>
-            <w:bottom w:w="0" w:type="dxa"/>
-          </w:tblCellMar>
-        </w:tblPrEx>
         <w:tc>
           <w:tcPr>
             <w:tcW w:w="1250" w:type="pct"/>
@@ -544,18 +521,7 @@
                 <w:sz w:val="19"/>
                 <w:szCs w:val="19"/>
               </w:rPr>
-              <w:t>Domain Modeling (aggregate boundaries, invariants, persistence patt</w:t>
-            </w:r>
-            <w:r>
-              <w:rPr>
-                <w:rFonts w:ascii="Arial" w:eastAsia="Arial" w:hAnsi="Arial" w:cs="Arial"/>
-                <w:b/>
-                <w:bCs/>
-                <w:color w:val="111111"/>
-                <w:sz w:val="19"/>
-                <w:szCs w:val="19"/>
-              </w:rPr>
-              <w:t>erns, migrations)</w:t>
+              <w:t>Domain Modeling (aggregate boundaries, invariants, persistence patterns, migrations)</w:t>
             </w:r>
           </w:p>
         </w:tc>
@@ -669,12 +635,6 @@
         </w:tc>
       </w:tr>
       <w:tr>
-        <w:tblPrEx>
-          <w:tblCellMar>
-            <w:top w:w="0" w:type="dxa"/>
-            <w:bottom w:w="0" w:type="dxa"/>
-          </w:tblCellMar>
-        </w:tblPrEx>
         <w:tc>
           <w:tcPr>
             <w:tcW w:w="1250" w:type="pct"/>
@@ -785,18 +745,7 @@
                 <w:sz w:val="19"/>
                 <w:szCs w:val="19"/>
               </w:rPr>
-              <w:t>Vue.js 2/3 Application Development (component design, composition patterns, reacti</w:t>
-            </w:r>
-            <w:r>
-              <w:rPr>
-                <w:rFonts w:ascii="Arial" w:eastAsia="Arial" w:hAnsi="Arial" w:cs="Arial"/>
-                <w:b/>
-                <w:bCs/>
-                <w:color w:val="111111"/>
-                <w:sz w:val="19"/>
-                <w:szCs w:val="19"/>
-              </w:rPr>
-              <w:t>vity)</w:t>
+              <w:t>Vue.js 2/3 Application Development (component design, composition patterns, reactivity)</w:t>
             </w:r>
           </w:p>
         </w:tc>
@@ -880,12 +829,6 @@
         </w:tc>
       </w:tr>
       <w:tr>
-        <w:tblPrEx>
-          <w:tblCellMar>
-            <w:top w:w="0" w:type="dxa"/>
-            <w:bottom w:w="0" w:type="dxa"/>
-          </w:tblCellMar>
-        </w:tblPrEx>
         <w:tc>
           <w:tcPr>
             <w:tcW w:w="1250" w:type="pct"/>
@@ -966,18 +909,7 @@
                 <w:sz w:val="19"/>
                 <w:szCs w:val="19"/>
               </w:rPr>
-              <w:t xml:space="preserve"> adoption strategies, typed API clients, sc</w:t>
-            </w:r>
-            <w:r>
-              <w:rPr>
-                <w:rFonts w:ascii="Arial" w:eastAsia="Arial" w:hAnsi="Arial" w:cs="Arial"/>
-                <w:b/>
-                <w:bCs/>
-                <w:color w:val="111111"/>
-                <w:sz w:val="19"/>
-                <w:szCs w:val="19"/>
-              </w:rPr>
-              <w:t>hema validation)</w:t>
+              <w:t xml:space="preserve"> adoption strategies, typed API clients, schema validation)</w:t>
             </w:r>
           </w:p>
         </w:tc>
@@ -1067,12 +999,6 @@
         </w:tc>
       </w:tr>
       <w:tr>
-        <w:tblPrEx>
-          <w:tblCellMar>
-            <w:top w:w="0" w:type="dxa"/>
-            <w:bottom w:w="0" w:type="dxa"/>
-          </w:tblCellMar>
-        </w:tblPrEx>
         <w:tc>
           <w:tcPr>
             <w:tcW w:w="1250" w:type="pct"/>
@@ -1123,18 +1049,7 @@
                 <w:sz w:val="19"/>
                 <w:szCs w:val="19"/>
               </w:rPr>
-              <w:t xml:space="preserve"> (client-side logging, correlatio</w:t>
-            </w:r>
-            <w:r>
-              <w:rPr>
-                <w:rFonts w:ascii="Arial" w:eastAsia="Arial" w:hAnsi="Arial" w:cs="Arial"/>
-                <w:b/>
-                <w:bCs/>
-                <w:color w:val="111111"/>
-                <w:sz w:val="19"/>
-                <w:szCs w:val="19"/>
-              </w:rPr>
-              <w:t>n IDs, error monitoring workflows)</w:t>
+              <w:t xml:space="preserve"> (client-side logging, correlation IDs, error monitoring workflows)</w:t>
             </w:r>
           </w:p>
         </w:tc>
@@ -1243,12 +1158,6 @@
         </w:tc>
       </w:tr>
       <w:tr>
-        <w:tblPrEx>
-          <w:tblCellMar>
-            <w:top w:w="0" w:type="dxa"/>
-            <w:bottom w:w="0" w:type="dxa"/>
-          </w:tblCellMar>
-        </w:tblPrEx>
         <w:tc>
           <w:tcPr>
             <w:tcW w:w="1250" w:type="pct"/>
@@ -1378,29 +1287,12 @@
                 <w:sz w:val="19"/>
                 <w:szCs w:val="19"/>
               </w:rPr>
-              <w:t>CI/CD Pipelines (build/test gates, artifact versioning, promotion workflows, rol</w:t>
-            </w:r>
-            <w:r>
-              <w:rPr>
-                <w:rFonts w:ascii="Arial" w:eastAsia="Arial" w:hAnsi="Arial" w:cs="Arial"/>
-                <w:b/>
-                <w:bCs/>
-                <w:color w:val="111111"/>
-                <w:sz w:val="19"/>
-                <w:szCs w:val="19"/>
-              </w:rPr>
-              <w:t>lback plans)</w:t>
+              <w:t>CI/CD Pipelines (build/test gates, artifact versioning, promotion workflows, rollback plans)</w:t>
             </w:r>
           </w:p>
         </w:tc>
       </w:tr>
       <w:tr>
-        <w:tblPrEx>
-          <w:tblCellMar>
-            <w:top w:w="0" w:type="dxa"/>
-            <w:bottom w:w="0" w:type="dxa"/>
-          </w:tblCellMar>
-        </w:tblPrEx>
         <w:tc>
           <w:tcPr>
             <w:tcW w:w="1250" w:type="pct"/>
@@ -1511,18 +1403,7 @@
                 <w:sz w:val="19"/>
                 <w:szCs w:val="19"/>
               </w:rPr>
-              <w:t>Structured Logging (consistent schemas, trace correlation,</w:t>
-            </w:r>
-            <w:r>
-              <w:rPr>
-                <w:rFonts w:ascii="Arial" w:eastAsia="Arial" w:hAnsi="Arial" w:cs="Arial"/>
-                <w:b/>
-                <w:bCs/>
-                <w:color w:val="111111"/>
-                <w:sz w:val="19"/>
-                <w:szCs w:val="19"/>
-              </w:rPr>
-              <w:t xml:space="preserve"> actionable context, redaction)</w:t>
+              <w:t>Structured Logging (consistent schemas, trace correlation, actionable context, redaction)</w:t>
             </w:r>
           </w:p>
         </w:tc>
@@ -1558,12 +1439,6 @@
         </w:tc>
       </w:tr>
       <w:tr>
-        <w:tblPrEx>
-          <w:tblCellMar>
-            <w:top w:w="0" w:type="dxa"/>
-            <w:bottom w:w="0" w:type="dxa"/>
-          </w:tblCellMar>
-        </w:tblPrEx>
         <w:tc>
           <w:tcPr>
             <w:tcW w:w="1250" w:type="pct"/>
@@ -1633,18 +1508,7 @@
                 <w:sz w:val="19"/>
                 <w:szCs w:val="19"/>
               </w:rPr>
-              <w:t xml:space="preserve"> &amp; On-Call Readiness (incident playbooks</w:t>
-            </w:r>
-            <w:r>
-              <w:rPr>
-                <w:rFonts w:ascii="Arial" w:eastAsia="Arial" w:hAnsi="Arial" w:cs="Arial"/>
-                <w:b/>
-                <w:bCs/>
-                <w:color w:val="111111"/>
-                <w:sz w:val="19"/>
-                <w:szCs w:val="19"/>
-              </w:rPr>
-              <w:t>, postmortems, preventative actions)</w:t>
+              <w:t xml:space="preserve"> &amp; On-Call Readiness (incident playbooks, postmortems, preventative actions)</w:t>
             </w:r>
           </w:p>
         </w:tc>
@@ -1710,12 +1574,6 @@
         </w:tc>
       </w:tr>
       <w:tr>
-        <w:tblPrEx>
-          <w:tblCellMar>
-            <w:top w:w="0" w:type="dxa"/>
-            <w:bottom w:w="0" w:type="dxa"/>
-          </w:tblCellMar>
-        </w:tblPrEx>
         <w:tc>
           <w:tcPr>
             <w:tcW w:w="1250" w:type="pct"/>
@@ -1742,18 +1600,7 @@
                 <w:sz w:val="19"/>
                 <w:szCs w:val="19"/>
               </w:rPr>
-              <w:t>Code Review &amp; Mentorship (pragmatic stand</w:t>
-            </w:r>
-            <w:r>
-              <w:rPr>
-                <w:rFonts w:ascii="Arial" w:eastAsia="Arial" w:hAnsi="Arial" w:cs="Arial"/>
-                <w:b/>
-                <w:bCs/>
-                <w:color w:val="111111"/>
-                <w:sz w:val="19"/>
-                <w:szCs w:val="19"/>
-              </w:rPr>
-              <w:t>ards, readability, maintainable boundaries)</w:t>
+              <w:t>Code Review &amp; Mentorship (pragmatic standards, readability, maintainable boundaries)</w:t>
             </w:r>
           </w:p>
         </w:tc>
@@ -1970,14 +1817,7 @@
           <w:rFonts w:ascii="Arial" w:eastAsia="Arial" w:hAnsi="Arial" w:cs="Arial"/>
           <w:color w:val="111111"/>
         </w:rPr>
-        <w:t xml:space="preserve">- Led delivery of PHP backend capabilities for customer-facing </w:t>
-      </w:r>
-      <w:r>
-        <w:rPr>
-          <w:rFonts w:ascii="Arial" w:eastAsia="Arial" w:hAnsi="Arial" w:cs="Arial"/>
-          <w:color w:val="111111"/>
-        </w:rPr>
-        <w:t>products by turning ambiguous stakeholder goals into scoped epics, explicit acceptance criteria, and measurable release milestones across environments.</w:t>
+        <w:t>- Led delivery of PHP backend capabilities for customer-facing products by turning ambiguous stakeholder goals into scoped epics, explicit acceptance criteria, and measurable release milestones across environments.</w:t>
       </w:r>
     </w:p>
     <w:p>
@@ -1992,14 +1832,7 @@
           <w:color w:val="111111"/>
         </w:rPr>
         <w:lastRenderedPageBreak/>
-        <w:t>- Implemented and maintained versioned REST APIs with consistent error contracts, pagination, and idempo</w:t>
-      </w:r>
-      <w:r>
-        <w:rPr>
-          <w:rFonts w:ascii="Arial" w:eastAsia="Arial" w:hAnsi="Arial" w:cs="Arial"/>
-          <w:color w:val="111111"/>
-        </w:rPr>
-        <w:t>tent write behavior, reducing partner integration breakage during frequent releases and hotfix cycles.</w:t>
+        <w:t>- Implemented and maintained versioned REST APIs with consistent error contracts, pagination, and idempotent write behavior, reducing partner integration breakage during frequent releases and hotfix cycles.</w:t>
       </w:r>
     </w:p>
     <w:p>
@@ -2043,14 +1876,7 @@
           <w:rFonts w:ascii="Arial" w:eastAsia="Arial" w:hAnsi="Arial" w:cs="Arial"/>
           <w:color w:val="111111"/>
         </w:rPr>
-        <w:t>- Optimized high-traffic endpoints through</w:t>
-      </w:r>
-      <w:r>
-        <w:rPr>
-          <w:rFonts w:ascii="Arial" w:eastAsia="Arial" w:hAnsi="Arial" w:cs="Arial"/>
-          <w:color w:val="111111"/>
-        </w:rPr>
-        <w:t xml:space="preserve"> query plan analysis, index strategy adjustments, and careful payload shaping, materially reducing latency spikes observed during peak usage windows and reporting runs.</w:t>
+        <w:t>- Optimized high-traffic endpoints through query plan analysis, index strategy adjustments, and careful payload shaping, materially reducing latency spikes observed during peak usage windows and reporting runs.</w:t>
       </w:r>
     </w:p>
     <w:p>
@@ -2080,14 +1906,7 @@
           <w:rFonts w:ascii="Arial" w:eastAsia="Arial" w:hAnsi="Arial" w:cs="Arial"/>
           <w:color w:val="111111"/>
         </w:rPr>
-        <w:t xml:space="preserve"> caching with stampede protection and explicit invalidation paths for c</w:t>
-      </w:r>
-      <w:r>
-        <w:rPr>
-          <w:rFonts w:ascii="Arial" w:eastAsia="Arial" w:hAnsi="Arial" w:cs="Arial"/>
-          <w:color w:val="111111"/>
-        </w:rPr>
-        <w:t>ritical reads, balancing freshness and performance while preventing cache-related correctness regressions in edge cases.</w:t>
+        <w:t xml:space="preserve"> caching with stampede protection and explicit invalidation paths for critical reads, balancing freshness and performance while preventing cache-related correctness regressions in edge cases.</w:t>
       </w:r>
     </w:p>
     <w:p>
@@ -2131,35 +1950,21 @@
           <w:rFonts w:ascii="Arial" w:eastAsia="Arial" w:hAnsi="Arial" w:cs="Arial"/>
           <w:color w:val="111111"/>
         </w:rPr>
-        <w:t>- Introduced safer release practice</w:t>
-      </w:r>
-      <w:r>
-        <w:rPr>
-          <w:rFonts w:ascii="Arial" w:eastAsia="Arial" w:hAnsi="Arial" w:cs="Arial"/>
-          <w:color w:val="111111"/>
-        </w:rPr>
-        <w:t>s using feature flags and staged exposure, enabling teams to ship incremental changes while preserving rollback options and reducing the operational blast radius of risky deployments.</w:t>
-      </w:r>
-    </w:p>
-    <w:p>
-      <w:pPr>
-        <w:spacing w:after="40"/>
-        <w:ind w:left="240"/>
-        <w:jc w:val="both"/>
-      </w:pPr>
-      <w:r>
-        <w:rPr>
-          <w:rFonts w:ascii="Arial" w:eastAsia="Arial" w:hAnsi="Arial" w:cs="Arial"/>
-          <w:color w:val="111111"/>
-        </w:rPr>
-        <w:t>- Improved CI/CD reliability by fixing flaky test suites, tightening pip</w:t>
-      </w:r>
-      <w:r>
-        <w:rPr>
-          <w:rFonts w:ascii="Arial" w:eastAsia="Arial" w:hAnsi="Arial" w:cs="Arial"/>
-          <w:color w:val="111111"/>
-        </w:rPr>
-        <w:t>eline gates, and enforcing artifact versioning, which reduced the frequency of “works on my machine” issues during urgent production releases.</w:t>
+        <w:t>- Introduced safer release practices using feature flags and staged exposure, enabling teams to ship incremental changes while preserving rollback options and reducing the operational blast radius of risky deployments.</w:t>
+      </w:r>
+    </w:p>
+    <w:p>
+      <w:pPr>
+        <w:spacing w:after="40"/>
+        <w:ind w:left="240"/>
+        <w:jc w:val="both"/>
+      </w:pPr>
+      <w:r>
+        <w:rPr>
+          <w:rFonts w:ascii="Arial" w:eastAsia="Arial" w:hAnsi="Arial" w:cs="Arial"/>
+          <w:color w:val="111111"/>
+        </w:rPr>
+        <w:t>- Improved CI/CD reliability by fixing flaky test suites, tightening pipeline gates, and enforcing artifact versioning, which reduced the frequency of “works on my machine” issues during urgent production releases.</w:t>
       </w:r>
     </w:p>
     <w:p>
@@ -2189,56 +1994,35 @@
           <w:rFonts w:ascii="Arial" w:eastAsia="Arial" w:hAnsi="Arial" w:cs="Arial"/>
           <w:color w:val="111111"/>
         </w:rPr>
-        <w:t xml:space="preserve">-based user flows by defining stable API contracts, providing typed </w:t>
-      </w:r>
-      <w:r>
-        <w:rPr>
-          <w:rFonts w:ascii="Arial" w:eastAsia="Arial" w:hAnsi="Arial" w:cs="Arial"/>
-          <w:color w:val="111111"/>
-        </w:rPr>
-        <w:t>payload examples, and aligning validation rules so UI and backend behavior matched under real user inputs.</w:t>
-      </w:r>
-    </w:p>
-    <w:p>
-      <w:pPr>
-        <w:spacing w:after="40"/>
-        <w:ind w:left="240"/>
-        <w:jc w:val="both"/>
-      </w:pPr>
-      <w:r>
-        <w:rPr>
-          <w:rFonts w:ascii="Arial" w:eastAsia="Arial" w:hAnsi="Arial" w:cs="Arial"/>
-          <w:color w:val="111111"/>
-        </w:rPr>
-        <w:t>- Established logging standards with correlation identifiers and consistent structured fields, making incident triage faster by linking user requests</w:t>
-      </w:r>
-      <w:r>
-        <w:rPr>
-          <w:rFonts w:ascii="Arial" w:eastAsia="Arial" w:hAnsi="Arial" w:cs="Arial"/>
-          <w:color w:val="111111"/>
-        </w:rPr>
-        <w:t xml:space="preserve"> to backend processing steps and downstream integration calls.</w:t>
-      </w:r>
-    </w:p>
-    <w:p>
-      <w:pPr>
-        <w:spacing w:after="40"/>
-        <w:ind w:left="240"/>
-        <w:jc w:val="both"/>
-      </w:pPr>
-      <w:r>
-        <w:rPr>
-          <w:rFonts w:ascii="Arial" w:eastAsia="Arial" w:hAnsi="Arial" w:cs="Arial"/>
-          <w:color w:val="111111"/>
-        </w:rPr>
-        <w:t>- Mentored engineers through code reviews focused on maintainable boundaries, refactoring strategy, and pragmatic design trade-offs, improving team velocity without sacrificing correctness or l</w:t>
-      </w:r>
-      <w:r>
-        <w:rPr>
-          <w:rFonts w:ascii="Arial" w:eastAsia="Arial" w:hAnsi="Arial" w:cs="Arial"/>
-          <w:color w:val="111111"/>
-        </w:rPr>
-        <w:t>ong-term stability.</w:t>
+        <w:t>-based user flows by defining stable API contracts, providing typed payload examples, and aligning validation rules so UI and backend behavior matched under real user inputs.</w:t>
+      </w:r>
+    </w:p>
+    <w:p>
+      <w:pPr>
+        <w:spacing w:after="40"/>
+        <w:ind w:left="240"/>
+        <w:jc w:val="both"/>
+      </w:pPr>
+      <w:r>
+        <w:rPr>
+          <w:rFonts w:ascii="Arial" w:eastAsia="Arial" w:hAnsi="Arial" w:cs="Arial"/>
+          <w:color w:val="111111"/>
+        </w:rPr>
+        <w:t>- Established logging standards with correlation identifiers and consistent structured fields, making incident triage faster by linking user requests to backend processing steps and downstream integration calls.</w:t>
+      </w:r>
+    </w:p>
+    <w:p>
+      <w:pPr>
+        <w:spacing w:after="40"/>
+        <w:ind w:left="240"/>
+        <w:jc w:val="both"/>
+      </w:pPr>
+      <w:r>
+        <w:rPr>
+          <w:rFonts w:ascii="Arial" w:eastAsia="Arial" w:hAnsi="Arial" w:cs="Arial"/>
+          <w:color w:val="111111"/>
+        </w:rPr>
+        <w:t>- Mentored engineers through code reviews focused on maintainable boundaries, refactoring strategy, and pragmatic design trade-offs, improving team velocity without sacrificing correctness or long-term stability.</w:t>
       </w:r>
     </w:p>
     <w:p>
@@ -2282,56 +2066,35 @@
           <w:rFonts w:ascii="Arial" w:eastAsia="Arial" w:hAnsi="Arial" w:cs="Arial"/>
           <w:color w:val="111111"/>
         </w:rPr>
-        <w:t>- Strengthened authorizat</w:t>
-      </w:r>
-      <w:r>
-        <w:rPr>
-          <w:rFonts w:ascii="Arial" w:eastAsia="Arial" w:hAnsi="Arial" w:cs="Arial"/>
-          <w:color w:val="111111"/>
-        </w:rPr>
-        <w:t>ion and audit trails on sensitive actions by enforcing policy checks at service boundaries and logging security-relevant events, improving traceability for support investigations and compliance needs.</w:t>
-      </w:r>
-    </w:p>
-    <w:p>
-      <w:pPr>
-        <w:spacing w:after="40"/>
-        <w:ind w:left="240"/>
-        <w:jc w:val="both"/>
-      </w:pPr>
-      <w:r>
-        <w:rPr>
-          <w:rFonts w:ascii="Arial" w:eastAsia="Arial" w:hAnsi="Arial" w:cs="Arial"/>
-          <w:color w:val="111111"/>
-        </w:rPr>
-        <w:t>- Reduced technical debt by decomposing brittle modules</w:t>
-      </w:r>
-      <w:r>
-        <w:rPr>
-          <w:rFonts w:ascii="Arial" w:eastAsia="Arial" w:hAnsi="Arial" w:cs="Arial"/>
-          <w:color w:val="111111"/>
-        </w:rPr>
-        <w:t xml:space="preserve"> into well-named services and adapters, lowering coupling between presentation concerns and domain logic while keeping changes safe and incremental.</w:t>
-      </w:r>
-    </w:p>
-    <w:p>
-      <w:pPr>
-        <w:spacing w:after="40"/>
-        <w:ind w:left="240"/>
-        <w:jc w:val="both"/>
-      </w:pPr>
-      <w:r>
-        <w:rPr>
-          <w:rFonts w:ascii="Arial" w:eastAsia="Arial" w:hAnsi="Arial" w:cs="Arial"/>
-          <w:color w:val="111111"/>
-        </w:rPr>
-        <w:t>- Partnered with product and QA to define realistic test scenarios and regression coverage for high-risk fe</w:t>
-      </w:r>
-      <w:r>
-        <w:rPr>
-          <w:rFonts w:ascii="Arial" w:eastAsia="Arial" w:hAnsi="Arial" w:cs="Arial"/>
-          <w:color w:val="111111"/>
-        </w:rPr>
-        <w:t>atures, ensuring releases reflected real workflows instead of passing only happy-path validations.</w:t>
+        <w:t>- Strengthened authorization and audit trails on sensitive actions by enforcing policy checks at service boundaries and logging security-relevant events, improving traceability for support investigations and compliance needs.</w:t>
+      </w:r>
+    </w:p>
+    <w:p>
+      <w:pPr>
+        <w:spacing w:after="40"/>
+        <w:ind w:left="240"/>
+        <w:jc w:val="both"/>
+      </w:pPr>
+      <w:r>
+        <w:rPr>
+          <w:rFonts w:ascii="Arial" w:eastAsia="Arial" w:hAnsi="Arial" w:cs="Arial"/>
+          <w:color w:val="111111"/>
+        </w:rPr>
+        <w:t>- Reduced technical debt by decomposing brittle modules into well-named services and adapters, lowering coupling between presentation concerns and domain logic while keeping changes safe and incremental.</w:t>
+      </w:r>
+    </w:p>
+    <w:p>
+      <w:pPr>
+        <w:spacing w:after="40"/>
+        <w:ind w:left="240"/>
+        <w:jc w:val="both"/>
+      </w:pPr>
+      <w:r>
+        <w:rPr>
+          <w:rFonts w:ascii="Arial" w:eastAsia="Arial" w:hAnsi="Arial" w:cs="Arial"/>
+          <w:color w:val="111111"/>
+        </w:rPr>
+        <w:t>- Partnered with product and QA to define realistic test scenarios and regression coverage for high-risk features, ensuring releases reflected real workflows instead of passing only happy-path validations.</w:t>
       </w:r>
     </w:p>
     <w:p>
@@ -2393,77 +2156,49 @@
           <w:rFonts w:ascii="Arial" w:eastAsia="Arial" w:hAnsi="Arial" w:cs="Arial"/>
           <w:color w:val="111111"/>
         </w:rPr>
-        <w:t>- Delivered production PHP features that supported business-cr</w:t>
-      </w:r>
-      <w:r>
-        <w:rPr>
-          <w:rFonts w:ascii="Arial" w:eastAsia="Arial" w:hAnsi="Arial" w:cs="Arial"/>
-          <w:color w:val="111111"/>
-        </w:rPr>
-        <w:t>itical workflows by decomposing requirements into testable units and implementing changes with careful validation to avoid breaking downstream consumers.</w:t>
-      </w:r>
-    </w:p>
-    <w:p>
-      <w:pPr>
-        <w:spacing w:after="40"/>
-        <w:ind w:left="240"/>
-        <w:jc w:val="both"/>
-      </w:pPr>
-      <w:r>
-        <w:rPr>
-          <w:rFonts w:ascii="Arial" w:eastAsia="Arial" w:hAnsi="Arial" w:cs="Arial"/>
-          <w:color w:val="111111"/>
-        </w:rPr>
-        <w:t>- Built and maintained API integrations with third-party providers, adding defensive parsing, explicit</w:t>
-      </w:r>
-      <w:r>
-        <w:rPr>
-          <w:rFonts w:ascii="Arial" w:eastAsia="Arial" w:hAnsi="Arial" w:cs="Arial"/>
-          <w:color w:val="111111"/>
-        </w:rPr>
-        <w:t xml:space="preserve"> retry rules, and clear failure reporting so operational teams could diagnose issues without digging into code.</w:t>
-      </w:r>
-    </w:p>
-    <w:p>
-      <w:pPr>
-        <w:spacing w:after="40"/>
-        <w:ind w:left="240"/>
-        <w:jc w:val="both"/>
-      </w:pPr>
-      <w:r>
-        <w:rPr>
-          <w:rFonts w:ascii="Arial" w:eastAsia="Arial" w:hAnsi="Arial" w:cs="Arial"/>
-          <w:color w:val="111111"/>
-        </w:rPr>
-        <w:t xml:space="preserve">- Improved database reliability by tightening constraints and migration practices, preventing silent data corruption and reducing the number of </w:t>
-      </w:r>
-      <w:r>
-        <w:rPr>
-          <w:rFonts w:ascii="Arial" w:eastAsia="Arial" w:hAnsi="Arial" w:cs="Arial"/>
-          <w:color w:val="111111"/>
-        </w:rPr>
-        <w:t>manual cleanup tasks required after high-change release periods.</w:t>
-      </w:r>
-    </w:p>
-    <w:p>
-      <w:pPr>
-        <w:spacing w:after="40"/>
-        <w:ind w:left="240"/>
-        <w:jc w:val="both"/>
-      </w:pPr>
-      <w:r>
-        <w:rPr>
-          <w:rFonts w:ascii="Arial" w:eastAsia="Arial" w:hAnsi="Arial" w:cs="Arial"/>
-          <w:color w:val="111111"/>
-        </w:rPr>
-        <w:t>- Reduced latency for frequently accessed endpoints through query optimization and payload trimming, ensuring user-facing pages remained responsive even when reporting queries ran concurrentl</w:t>
-      </w:r>
-      <w:r>
-        <w:rPr>
-          <w:rFonts w:ascii="Arial" w:eastAsia="Arial" w:hAnsi="Arial" w:cs="Arial"/>
-          <w:color w:val="111111"/>
-        </w:rPr>
-        <w:t>y in production.</w:t>
+        <w:t>- Delivered production PHP features that supported business-critical workflows by decomposing requirements into testable units and implementing changes with careful validation to avoid breaking downstream consumers.</w:t>
+      </w:r>
+    </w:p>
+    <w:p>
+      <w:pPr>
+        <w:spacing w:after="40"/>
+        <w:ind w:left="240"/>
+        <w:jc w:val="both"/>
+      </w:pPr>
+      <w:r>
+        <w:rPr>
+          <w:rFonts w:ascii="Arial" w:eastAsia="Arial" w:hAnsi="Arial" w:cs="Arial"/>
+          <w:color w:val="111111"/>
+        </w:rPr>
+        <w:t>- Built and maintained API integrations with third-party providers, adding defensive parsing, explicit retry rules, and clear failure reporting so operational teams could diagnose issues without digging into code.</w:t>
+      </w:r>
+    </w:p>
+    <w:p>
+      <w:pPr>
+        <w:spacing w:after="40"/>
+        <w:ind w:left="240"/>
+        <w:jc w:val="both"/>
+      </w:pPr>
+      <w:r>
+        <w:rPr>
+          <w:rFonts w:ascii="Arial" w:eastAsia="Arial" w:hAnsi="Arial" w:cs="Arial"/>
+          <w:color w:val="111111"/>
+        </w:rPr>
+        <w:t>- Improved database reliability by tightening constraints and migration practices, preventing silent data corruption and reducing the number of manual cleanup tasks required after high-change release periods.</w:t>
+      </w:r>
+    </w:p>
+    <w:p>
+      <w:pPr>
+        <w:spacing w:after="40"/>
+        <w:ind w:left="240"/>
+        <w:jc w:val="both"/>
+      </w:pPr>
+      <w:r>
+        <w:rPr>
+          <w:rFonts w:ascii="Arial" w:eastAsia="Arial" w:hAnsi="Arial" w:cs="Arial"/>
+          <w:color w:val="111111"/>
+        </w:rPr>
+        <w:t>- Reduced latency for frequently accessed endpoints through query optimization and payload trimming, ensuring user-facing pages remained responsive even when reporting queries ran concurrently in production.</w:t>
       </w:r>
     </w:p>
     <w:p>
@@ -2491,14 +2226,7 @@
           <w:rFonts w:ascii="Arial" w:eastAsia="Arial" w:hAnsi="Arial" w:cs="Arial"/>
           <w:color w:val="111111"/>
         </w:rPr>
-        <w:t>- Strengthened release automation b</w:t>
-      </w:r>
-      <w:r>
-        <w:rPr>
-          <w:rFonts w:ascii="Arial" w:eastAsia="Arial" w:hAnsi="Arial" w:cs="Arial"/>
-          <w:color w:val="111111"/>
-        </w:rPr>
-        <w:t>y refining CI/CD steps, reducing manual deployment actions, and making rollbacks repeatable, which lowered deployment anxiety during urgent patches and customer escalations.</w:t>
+        <w:t>- Strengthened release automation by refining CI/CD steps, reducing manual deployment actions, and making rollbacks repeatable, which lowered deployment anxiety during urgent patches and customer escalations.</w:t>
       </w:r>
     </w:p>
     <w:p>
@@ -2528,56 +2256,35 @@
           <w:rFonts w:ascii="Arial" w:eastAsia="Arial" w:hAnsi="Arial" w:cs="Arial"/>
           <w:color w:val="111111"/>
         </w:rPr>
-        <w:t xml:space="preserve"> by standardizing structured logs and adding actionable co</w:t>
-      </w:r>
-      <w:r>
-        <w:rPr>
-          <w:rFonts w:ascii="Arial" w:eastAsia="Arial" w:hAnsi="Arial" w:cs="Arial"/>
-          <w:color w:val="111111"/>
-        </w:rPr>
-        <w:t>ntext for errors, which reduced time-to-mitigate during incidents and improved cross-team debugging collaboration.</w:t>
-      </w:r>
-    </w:p>
-    <w:p>
-      <w:pPr>
-        <w:spacing w:after="40"/>
-        <w:ind w:left="240"/>
-        <w:jc w:val="both"/>
-      </w:pPr>
-      <w:r>
-        <w:rPr>
-          <w:rFonts w:ascii="Arial" w:eastAsia="Arial" w:hAnsi="Arial" w:cs="Arial"/>
-          <w:color w:val="111111"/>
-        </w:rPr>
-        <w:t>- Collaborated closely with frontend teams to align API behavior and validation rules, preventing mismatches that previously caused confusing</w:t>
-      </w:r>
-      <w:r>
-        <w:rPr>
-          <w:rFonts w:ascii="Arial" w:eastAsia="Arial" w:hAnsi="Arial" w:cs="Arial"/>
-          <w:color w:val="111111"/>
-        </w:rPr>
-        <w:t xml:space="preserve"> UI errors and repeated support tickets from edge-case inputs.</w:t>
-      </w:r>
-    </w:p>
-    <w:p>
-      <w:pPr>
-        <w:spacing w:after="40"/>
-        <w:ind w:left="240"/>
-        <w:jc w:val="both"/>
-      </w:pPr>
-      <w:r>
-        <w:rPr>
-          <w:rFonts w:ascii="Arial" w:eastAsia="Arial" w:hAnsi="Arial" w:cs="Arial"/>
-          <w:color w:val="111111"/>
-        </w:rPr>
-        <w:t>- Participated in architecture discussions to set pragmatic standards for maintainability, focusing on clear boundaries, consistent naming, and incremental refactoring instead of risky rewrites</w:t>
-      </w:r>
-      <w:r>
-        <w:rPr>
-          <w:rFonts w:ascii="Arial" w:eastAsia="Arial" w:hAnsi="Arial" w:cs="Arial"/>
-          <w:color w:val="111111"/>
-        </w:rPr>
-        <w:t xml:space="preserve"> during deadlines.</w:t>
+        <w:t xml:space="preserve"> by standardizing structured logs and adding actionable context for errors, which reduced time-to-mitigate during incidents and improved cross-team debugging collaboration.</w:t>
+      </w:r>
+    </w:p>
+    <w:p>
+      <w:pPr>
+        <w:spacing w:after="40"/>
+        <w:ind w:left="240"/>
+        <w:jc w:val="both"/>
+      </w:pPr>
+      <w:r>
+        <w:rPr>
+          <w:rFonts w:ascii="Arial" w:eastAsia="Arial" w:hAnsi="Arial" w:cs="Arial"/>
+          <w:color w:val="111111"/>
+        </w:rPr>
+        <w:t>- Collaborated closely with frontend teams to align API behavior and validation rules, preventing mismatches that previously caused confusing UI errors and repeated support tickets from edge-case inputs.</w:t>
+      </w:r>
+    </w:p>
+    <w:p>
+      <w:pPr>
+        <w:spacing w:after="40"/>
+        <w:ind w:left="240"/>
+        <w:jc w:val="both"/>
+      </w:pPr>
+      <w:r>
+        <w:rPr>
+          <w:rFonts w:ascii="Arial" w:eastAsia="Arial" w:hAnsi="Arial" w:cs="Arial"/>
+          <w:color w:val="111111"/>
+        </w:rPr>
+        <w:t>- Participated in architecture discussions to set pragmatic standards for maintainability, focusing on clear boundaries, consistent naming, and incremental refactoring instead of risky rewrites during deadlines.</w:t>
       </w:r>
     </w:p>
     <w:p>
@@ -2605,14 +2312,7 @@
           <w:rFonts w:ascii="Arial" w:eastAsia="Arial" w:hAnsi="Arial" w:cs="Arial"/>
           <w:color w:val="111111"/>
         </w:rPr>
-        <w:t>- Supported production incident r</w:t>
-      </w:r>
-      <w:r>
-        <w:rPr>
-          <w:rFonts w:ascii="Arial" w:eastAsia="Arial" w:hAnsi="Arial" w:cs="Arial"/>
-          <w:color w:val="111111"/>
-        </w:rPr>
-        <w:t>esponse by reproducing issues from logs and user reports, delivering safe fixes with clear communication and post-incident follow-ups that reduced recurrence over time.</w:t>
+        <w:t>- Supported production incident response by reproducing issues from logs and user reports, delivering safe fixes with clear communication and post-incident follow-ups that reduced recurrence over time.</w:t>
       </w:r>
     </w:p>
     <w:p>
@@ -2702,56 +2402,35 @@
           <w:rFonts w:ascii="Arial" w:eastAsia="Arial" w:hAnsi="Arial" w:cs="Arial"/>
           <w:color w:val="111111"/>
         </w:rPr>
-        <w:t xml:space="preserve">- Developed and documented REST-style endpoints for </w:t>
-      </w:r>
-      <w:r>
-        <w:rPr>
-          <w:rFonts w:ascii="Arial" w:eastAsia="Arial" w:hAnsi="Arial" w:cs="Arial"/>
-          <w:color w:val="111111"/>
-        </w:rPr>
-        <w:t>internal and client-facing modules, improving integration clarity by providing consistent response schemas and predictable failure behaviors for consumers.</w:t>
-      </w:r>
-    </w:p>
-    <w:p>
-      <w:pPr>
-        <w:spacing w:after="40"/>
-        <w:ind w:left="240"/>
-        <w:jc w:val="both"/>
-      </w:pPr>
-      <w:r>
-        <w:rPr>
-          <w:rFonts w:ascii="Arial" w:eastAsia="Arial" w:hAnsi="Arial" w:cs="Arial"/>
-          <w:color w:val="111111"/>
-        </w:rPr>
-        <w:t>- Implemented reusable UI flows using Vue.js for dynamic administration pages, focusing on component</w:t>
-      </w:r>
-      <w:r>
-        <w:rPr>
-          <w:rFonts w:ascii="Arial" w:eastAsia="Arial" w:hAnsi="Arial" w:cs="Arial"/>
-          <w:color w:val="111111"/>
-        </w:rPr>
-        <w:t xml:space="preserve"> reuse and predictable state updates so changes could be delivered quickly without creating brittle UI logic.</w:t>
-      </w:r>
-    </w:p>
-    <w:p>
-      <w:pPr>
-        <w:spacing w:after="40"/>
-        <w:ind w:left="240"/>
-        <w:jc w:val="both"/>
-      </w:pPr>
-      <w:r>
-        <w:rPr>
-          <w:rFonts w:ascii="Arial" w:eastAsia="Arial" w:hAnsi="Arial" w:cs="Arial"/>
-          <w:color w:val="111111"/>
-        </w:rPr>
-        <w:t xml:space="preserve">- Improved performance of data-heavy screens by optimizing queries and reducing over-fetching, ensuring that common workflows remained responsive </w:t>
-      </w:r>
-      <w:r>
-        <w:rPr>
-          <w:rFonts w:ascii="Arial" w:eastAsia="Arial" w:hAnsi="Arial" w:cs="Arial"/>
-          <w:color w:val="111111"/>
-        </w:rPr>
-        <w:t>as datasets and customer usage grew over time.</w:t>
+        <w:t>- Developed and documented REST-style endpoints for internal and client-facing modules, improving integration clarity by providing consistent response schemas and predictable failure behaviors for consumers.</w:t>
+      </w:r>
+    </w:p>
+    <w:p>
+      <w:pPr>
+        <w:spacing w:after="40"/>
+        <w:ind w:left="240"/>
+        <w:jc w:val="both"/>
+      </w:pPr>
+      <w:r>
+        <w:rPr>
+          <w:rFonts w:ascii="Arial" w:eastAsia="Arial" w:hAnsi="Arial" w:cs="Arial"/>
+          <w:color w:val="111111"/>
+        </w:rPr>
+        <w:t>- Implemented reusable UI flows using Vue.js for dynamic administration pages, focusing on component reuse and predictable state updates so changes could be delivered quickly without creating brittle UI logic.</w:t>
+      </w:r>
+    </w:p>
+    <w:p>
+      <w:pPr>
+        <w:spacing w:after="40"/>
+        <w:ind w:left="240"/>
+        <w:jc w:val="both"/>
+      </w:pPr>
+      <w:r>
+        <w:rPr>
+          <w:rFonts w:ascii="Arial" w:eastAsia="Arial" w:hAnsi="Arial" w:cs="Arial"/>
+          <w:color w:val="111111"/>
+        </w:rPr>
+        <w:t>- Improved performance of data-heavy screens by optimizing queries and reducing over-fetching, ensuring that common workflows remained responsive as datasets and customer usage grew over time.</w:t>
       </w:r>
     </w:p>
     <w:p>
@@ -2779,35 +2458,21 @@
           <w:rFonts w:ascii="Arial" w:eastAsia="Arial" w:hAnsi="Arial" w:cs="Arial"/>
           <w:color w:val="111111"/>
         </w:rPr>
-        <w:t>- Enhanced rele</w:t>
-      </w:r>
-      <w:r>
-        <w:rPr>
-          <w:rFonts w:ascii="Arial" w:eastAsia="Arial" w:hAnsi="Arial" w:cs="Arial"/>
-          <w:color w:val="111111"/>
-        </w:rPr>
-        <w:t>ase confidence by adding regression coverage for core paths and introducing simple smoke checks, catching breaking changes before they reached production and impacted customer operations.</w:t>
-      </w:r>
-    </w:p>
-    <w:p>
-      <w:pPr>
-        <w:spacing w:after="40"/>
-        <w:ind w:left="240"/>
-        <w:jc w:val="both"/>
-      </w:pPr>
-      <w:r>
-        <w:rPr>
-          <w:rFonts w:ascii="Arial" w:eastAsia="Arial" w:hAnsi="Arial" w:cs="Arial"/>
-          <w:color w:val="111111"/>
-        </w:rPr>
-        <w:t>- Diagnosed and fixed production issues by tracing requests end-to-e</w:t>
-      </w:r>
-      <w:r>
-        <w:rPr>
-          <w:rFonts w:ascii="Arial" w:eastAsia="Arial" w:hAnsi="Arial" w:cs="Arial"/>
-          <w:color w:val="111111"/>
-        </w:rPr>
-        <w:t xml:space="preserve">nd, providing clear root-cause summaries and targeted </w:t>
+        <w:t>- Enhanced release confidence by adding regression coverage for core paths and introducing simple smoke checks, catching breaking changes before they reached production and impacted customer operations.</w:t>
+      </w:r>
+    </w:p>
+    <w:p>
+      <w:pPr>
+        <w:spacing w:after="40"/>
+        <w:ind w:left="240"/>
+        <w:jc w:val="both"/>
+      </w:pPr>
+      <w:r>
+        <w:rPr>
+          <w:rFonts w:ascii="Arial" w:eastAsia="Arial" w:hAnsi="Arial" w:cs="Arial"/>
+          <w:color w:val="111111"/>
+        </w:rPr>
+        <w:t xml:space="preserve">- Diagnosed and fixed production issues by tracing requests end-to-end, providing clear root-cause summaries and targeted </w:t>
       </w:r>
       <w:proofErr w:type="spellStart"/>
       <w:r>
@@ -2885,56 +2550,35 @@
           <w:rFonts w:ascii="Arial" w:eastAsia="Arial" w:hAnsi="Arial" w:cs="Arial"/>
           <w:color w:val="111111"/>
         </w:rPr>
-        <w:t xml:space="preserve">- Supported feature development in </w:t>
-      </w:r>
-      <w:r>
-        <w:rPr>
-          <w:rFonts w:ascii="Arial" w:eastAsia="Arial" w:hAnsi="Arial" w:cs="Arial"/>
-          <w:color w:val="111111"/>
-        </w:rPr>
-        <w:t>a PHP codebase by implementing changes carefully, validating behavior across common user flows, and reducing regressions that previously slipped into routine releases.</w:t>
-      </w:r>
-    </w:p>
-    <w:p>
-      <w:pPr>
-        <w:spacing w:after="40"/>
-        <w:ind w:left="240"/>
-        <w:jc w:val="both"/>
-      </w:pPr>
-      <w:r>
-        <w:rPr>
-          <w:rFonts w:ascii="Arial" w:eastAsia="Arial" w:hAnsi="Arial" w:cs="Arial"/>
-          <w:color w:val="111111"/>
-        </w:rPr>
-        <w:t>- Improved stability by adding consistent input validation and clearer error handling ar</w:t>
-      </w:r>
-      <w:r>
-        <w:rPr>
-          <w:rFonts w:ascii="Arial" w:eastAsia="Arial" w:hAnsi="Arial" w:cs="Arial"/>
-          <w:color w:val="111111"/>
-        </w:rPr>
-        <w:t>ound edge-case requests, preventing ambiguous failures that made support triage slow and frustrating for teams.</w:t>
-      </w:r>
-    </w:p>
-    <w:p>
-      <w:pPr>
-        <w:spacing w:after="40"/>
-        <w:ind w:left="240"/>
-        <w:jc w:val="both"/>
-      </w:pPr>
-      <w:r>
-        <w:rPr>
-          <w:rFonts w:ascii="Arial" w:eastAsia="Arial" w:hAnsi="Arial" w:cs="Arial"/>
-          <w:color w:val="111111"/>
-        </w:rPr>
-        <w:t>- Assisted with database-backed features by writing safe schema changes and verifying data integrity after deployments, ensuring updates did not</w:t>
-      </w:r>
-      <w:r>
-        <w:rPr>
-          <w:rFonts w:ascii="Arial" w:eastAsia="Arial" w:hAnsi="Arial" w:cs="Arial"/>
-          <w:color w:val="111111"/>
-        </w:rPr>
-        <w:t xml:space="preserve"> silently break reporting or operational workflows.</w:t>
+        <w:t>- Supported feature development in a PHP codebase by implementing changes carefully, validating behavior across common user flows, and reducing regressions that previously slipped into routine releases.</w:t>
+      </w:r>
+    </w:p>
+    <w:p>
+      <w:pPr>
+        <w:spacing w:after="40"/>
+        <w:ind w:left="240"/>
+        <w:jc w:val="both"/>
+      </w:pPr>
+      <w:r>
+        <w:rPr>
+          <w:rFonts w:ascii="Arial" w:eastAsia="Arial" w:hAnsi="Arial" w:cs="Arial"/>
+          <w:color w:val="111111"/>
+        </w:rPr>
+        <w:t>- Improved stability by adding consistent input validation and clearer error handling around edge-case requests, preventing ambiguous failures that made support triage slow and frustrating for teams.</w:t>
+      </w:r>
+    </w:p>
+    <w:p>
+      <w:pPr>
+        <w:spacing w:after="40"/>
+        <w:ind w:left="240"/>
+        <w:jc w:val="both"/>
+      </w:pPr>
+      <w:r>
+        <w:rPr>
+          <w:rFonts w:ascii="Arial" w:eastAsia="Arial" w:hAnsi="Arial" w:cs="Arial"/>
+          <w:color w:val="111111"/>
+        </w:rPr>
+        <w:t>- Assisted with database-backed features by writing safe schema changes and verifying data integrity after deployments, ensuring updates did not silently break reporting or operational workflows.</w:t>
       </w:r>
     </w:p>
     <w:p>
@@ -2962,56 +2606,35 @@
           <w:rFonts w:ascii="Arial" w:eastAsia="Arial" w:hAnsi="Arial" w:cs="Arial"/>
           <w:color w:val="111111"/>
         </w:rPr>
-        <w:t>- Contribu</w:t>
-      </w:r>
-      <w:r>
-        <w:rPr>
-          <w:rFonts w:ascii="Arial" w:eastAsia="Arial" w:hAnsi="Arial" w:cs="Arial"/>
-          <w:color w:val="111111"/>
-        </w:rPr>
-        <w:t>ted to incremental refactoring efforts that separated presentation concerns from business rules, reducing tangled logic that made simple changes risky and time-consuming to implement.</w:t>
-      </w:r>
-    </w:p>
-    <w:p>
-      <w:pPr>
-        <w:spacing w:after="40"/>
-        <w:ind w:left="240"/>
-        <w:jc w:val="both"/>
-      </w:pPr>
-      <w:r>
-        <w:rPr>
-          <w:rFonts w:ascii="Arial" w:eastAsia="Arial" w:hAnsi="Arial" w:cs="Arial"/>
-          <w:color w:val="111111"/>
-        </w:rPr>
-        <w:t>- Developed strong production support habits by reproducing bugs from us</w:t>
-      </w:r>
-      <w:r>
-        <w:rPr>
-          <w:rFonts w:ascii="Arial" w:eastAsia="Arial" w:hAnsi="Arial" w:cs="Arial"/>
-          <w:color w:val="111111"/>
-        </w:rPr>
-        <w:t>er reports, documenting steps clearly, and delivering targeted fixes that prioritized safety and minimal side effects.</w:t>
-      </w:r>
-    </w:p>
-    <w:p>
-      <w:pPr>
-        <w:spacing w:after="40"/>
-        <w:ind w:left="240"/>
-        <w:jc w:val="both"/>
-      </w:pPr>
-      <w:r>
-        <w:rPr>
-          <w:rFonts w:ascii="Arial" w:eastAsia="Arial" w:hAnsi="Arial" w:cs="Arial"/>
-          <w:color w:val="111111"/>
-        </w:rPr>
-        <w:t>- Collaborated with teammates through peer reviews and shared troubleshooting, learning to write maintainable code that others could safe</w:t>
-      </w:r>
-      <w:r>
-        <w:rPr>
-          <w:rFonts w:ascii="Arial" w:eastAsia="Arial" w:hAnsi="Arial" w:cs="Arial"/>
-          <w:color w:val="111111"/>
-        </w:rPr>
-        <w:t>ly modify without introducing hidden coupling.</w:t>
+        <w:t>- Contributed to incremental refactoring efforts that separated presentation concerns from business rules, reducing tangled logic that made simple changes risky and time-consuming to implement.</w:t>
+      </w:r>
+    </w:p>
+    <w:p>
+      <w:pPr>
+        <w:spacing w:after="40"/>
+        <w:ind w:left="240"/>
+        <w:jc w:val="both"/>
+      </w:pPr>
+      <w:r>
+        <w:rPr>
+          <w:rFonts w:ascii="Arial" w:eastAsia="Arial" w:hAnsi="Arial" w:cs="Arial"/>
+          <w:color w:val="111111"/>
+        </w:rPr>
+        <w:t>- Developed strong production support habits by reproducing bugs from user reports, documenting steps clearly, and delivering targeted fixes that prioritized safety and minimal side effects.</w:t>
+      </w:r>
+    </w:p>
+    <w:p>
+      <w:pPr>
+        <w:spacing w:after="40"/>
+        <w:ind w:left="240"/>
+        <w:jc w:val="both"/>
+      </w:pPr>
+      <w:r>
+        <w:rPr>
+          <w:rFonts w:ascii="Arial" w:eastAsia="Arial" w:hAnsi="Arial" w:cs="Arial"/>
+          <w:color w:val="111111"/>
+        </w:rPr>
+        <w:t>- Collaborated with teammates through peer reviews and shared troubleshooting, learning to write maintainable code that others could safely modify without introducing hidden coupling.</w:t>
       </w:r>
     </w:p>
     <w:p>
@@ -3039,14 +2662,7 @@
           <w:rFonts w:ascii="Arial" w:eastAsia="Arial" w:hAnsi="Arial" w:cs="Arial"/>
           <w:color w:val="111111"/>
         </w:rPr>
-        <w:t>- Delivere</w:t>
-      </w:r>
-      <w:r>
-        <w:rPr>
-          <w:rFonts w:ascii="Arial" w:eastAsia="Arial" w:hAnsi="Arial" w:cs="Arial"/>
-          <w:color w:val="111111"/>
-        </w:rPr>
-        <w:t>d customer-visible enhancements while keeping scope realistic, ensuring each change had a clear success condition and could be rolled back quickly if unexpected production behavior appeared.</w:t>
+        <w:t>- Delivered customer-visible enhancements while keeping scope realistic, ensuring each change had a clear success condition and could be rolled back quickly if unexpected production behavior appeared.</w:t>
       </w:r>
     </w:p>
     <w:p>
